--- a/professor-feedback/부산은행_모바일뱅킹_조사영역과설문지_수정본.docx
+++ b/professor-feedback/부산은행_모바일뱅킹_조사영역과설문지_수정본.docx
@@ -33,7 +33,7 @@
           <w:sz w:val="28"/>
           <w:szCs w:val="28"/>
         </w:rPr>
-        <w:t>조사영역과 설문지</w:t>
+        <w:t>조사영역과 설문지(교수님 피드백 반영 수정본)</w:t>
       </w:r>
     </w:p>
     <w:p>
@@ -46,7 +46,7 @@
         <w:rPr>
           <w:color w:val="555555"/>
         </w:rPr>
-        <w:t xml:space="preserve">글로벌시장조사론 1조 | 팀장 이메일: leesooyeon1337@naver.com | 참여팀원: 이수연(팀장) · 안명기 · 마가심 | 교수님 피드백 반영 수정본</w:t>
+        <w:t xml:space="preserve">글로벌시장조사론 1조 | 팀장 이메일: leesooyeon1337@naver.com | 참여팀원: 이수연(팀장) · 안명기 · 마가심 </w:t>
       </w:r>
     </w:p>
     <w:p>
@@ -3109,7 +3109,7 @@
           <w:sz w:val="19"/>
           <w:szCs w:val="19"/>
         </w:rPr>
-        <w:t xml:space="preserve">"이런 프로모션이 있으면 가입하거나 이용해 볼 마음이 생기는가"를 기준으로 경쟁 앱이 활용해 온 방식과 부산은행만 할 수 있는 지역 혜택을 조합하였다. 모든 보기에 금액·기간·한도를 정했다(금액은 설문용 가정값).</w:t>
+        <w:t xml:space="preserve">"이런 프로모션이 있으면 가입하거나 이용해 볼 마음이 생기는가"를 기준으로 경쟁 앱이 활용해 온 방식과 부산은행만 할 수 있는 지역 혜택을 조합하였다. 모든 보기에 금액과 한도를 정했다(금액은 설문용 가정값).</w:t>
       </w:r>
     </w:p>
     <w:tbl>
@@ -4227,7 +4227,7 @@
                 <w:sz w:val="18"/>
                 <w:szCs w:val="18"/>
               </w:rPr>
-              <w:t xml:space="preserve">⑧ 동백전 충전 시 2%p 추가 적립(월 5천원 한도)</w:t>
+              <w:t xml:space="preserve">⑧ 6개월간 동백전 충전 시 2%p 추가 적립(월 5천원 한도)</w:t>
             </w:r>
           </w:p>
         </w:tc>
@@ -4358,7 +4358,7 @@
                 <w:sz w:val="18"/>
                 <w:szCs w:val="18"/>
               </w:rPr>
-              <w:t xml:space="preserve">⑨ 지역 제휴 소상공인 상점 체크카드·QR 결제 10% 할인(월 5천원 한도)</w:t>
+              <w:t xml:space="preserve">⑨ 6개월간 지역 제휴 소상공인 상점 체크카드·QR 결제 10% 할인(월 5천원 한도)</w:t>
             </w:r>
           </w:p>
         </w:tc>
@@ -4489,7 +4489,7 @@
                 <w:sz w:val="18"/>
                 <w:szCs w:val="18"/>
               </w:rPr>
-              <w:t xml:space="preserve">⑩ 롯데자이언츠 승리 연동 야구 적금</w:t>
+              <w:t xml:space="preserve">⑩ 롯데자이언츠 승리 연동 야구 적금(10승마다 연 0.1%p, 최대 0.8%p)</w:t>
             </w:r>
           </w:p>
         </w:tc>
@@ -4620,7 +4620,7 @@
                 <w:sz w:val="18"/>
                 <w:szCs w:val="18"/>
               </w:rPr>
-              <w:t xml:space="preserve">⑪ 모바일 학생증 연동 시 학식·교내 카페 10% 할인</w:t>
+              <w:t xml:space="preserve">⑪ 모바일 학생증 연동 시 학식·교내 카페 10% 할인(월 5천원 한도)</w:t>
             </w:r>
           </w:p>
         </w:tc>
@@ -4751,7 +4751,7 @@
                 <w:sz w:val="18"/>
                 <w:szCs w:val="18"/>
               </w:rPr>
-              <w:t xml:space="preserve">⑫ 동백패스 환급이 있는 달마다 2천원 추가 적립</w:t>
+              <w:t xml:space="preserve">⑫ 6개월간 동백패스 환급이 있는 달마다 2천원 추가 적립</w:t>
             </w:r>
           </w:p>
         </w:tc>
@@ -5151,7 +5151,7 @@
                 <w:sz w:val="18"/>
                 <w:szCs w:val="18"/>
               </w:rPr>
-              <w:t xml:space="preserve">앱 첫 가입 후 첫 이체 시 현금 1만원(①) + 30일 미션 최대 2만원(③) + 학식·교내 카페 10% 할인(⑪) + 친구 초대 1명당 5천원(②)</w:t>
+              <w:t xml:space="preserve">앱 첫 가입 후 첫 이체·결제 시 현금 1만원(①) + 30일 미션 최대 2만원(③) + 학식·교내 카페 10% 할인(⑪) + 친구 초대 1명당 5천원(②)</w:t>
             </w:r>
           </w:p>
         </w:tc>
@@ -5183,7 +5183,7 @@
                 <w:szCs w:val="18"/>
               </w:rPr>
               <w:t xml:space="preserve">조건: 체크카드 발급
-통제: 1인 최대 3만원, 초대 최대 5명, 할인 월 5천원</w:t>
+통제: 가입·미션 최대 3만원, 친구 초대 최대 2만5천원(5명), 학식 할인 월 5천원</w:t>
             </w:r>
           </w:p>
         </w:tc>
@@ -5315,7 +5315,7 @@
                 <w:sz w:val="18"/>
                 <w:szCs w:val="18"/>
               </w:rPr>
-              <w:t xml:space="preserve">12개월간 매월 5천원 캐시백(⑤) + ATM 출금 수수료 월 10회 면제(⑥) + 청년 특판 적금 연 7.0%(⑦)</w:t>
+              <w:t xml:space="preserve">12개월간 매월 5천원 캐시백(⑤) + 12개월간 ATM 출금 수수료 월 10회 면제(⑥) + 청년 특판 적금 연 7.0%(⑦)</w:t>
             </w:r>
           </w:p>
         </w:tc>
@@ -5479,7 +5479,7 @@
                 <w:sz w:val="18"/>
                 <w:szCs w:val="18"/>
               </w:rPr>
-              <w:t xml:space="preserve">동백전 충전 2%p 추가 적립(⑧) + 지역 제휴 상점 10% 할인(⑨) + 동백패스 환급 달 2천원 추가 적립(⑫) + 롯데자이언츠 야구 적금(⑩)</w:t>
+              <w:t xml:space="preserve">6개월간 동백전 충전 2%p 추가 적립(⑧) + 지역 제휴 상점 10% 할인(⑨) + 동백패스 환급 달 2천원 추가 적립(⑫), 롯데자이언츠 승리 연동 야구 적금(⑩)</w:t>
             </w:r>
           </w:p>
         </w:tc>
@@ -10188,7 +10188,7 @@
           <w:sz w:val="19"/>
           <w:szCs w:val="19"/>
         </w:rPr>
-        <w:t xml:space="preserve"> ※ ①은 문8-1·문9·문9-1에 답한 뒤 문11로, ②~⑤는 문10·문10-1에 답한 뒤 문11로 이동해 주세요.</w:t>
+        <w:t xml:space="preserve"> ※ ①을 선택한 분은 문8-1·문9·문9-1에, ②~⑤를 선택한 분은 문10·문10-1에 답한 뒤 문11로 이동해 주세요.</w:t>
       </w:r>
     </w:p>
     <w:tbl>
@@ -11812,7 +11812,7 @@
         <w:t xml:space="preserve">(문8에서 ②~⑤를 선택한 분만) </w:t>
       </w:r>
       <w:r>
-        <w:t xml:space="preserve">부산은행 모바일뱅킹을 현재 이용하지 않는 이유를 큰 순서대로 2가지 골라 번호를 적어 주세요(과거 이용자는 이용을 중단한 이유를 기준으로).</w:t>
+        <w:t xml:space="preserve">부산은행 모바일뱅킹을 현재 이용하지 않는 이유를 큰 순서대로 2가지 골라 번호를 적어 주세요(과거 이용자는 이용을 중단한 이유를 기준으로. 특별한 이유가 없으면 1순위에 ⑫번을 선택하시면 됩니다).</w:t>
       </w:r>
     </w:p>
     <w:tbl>
@@ -11863,34 +11863,34 @@
               <w:spacing w:line="276" w:lineRule="auto"/>
             </w:pPr>
             <w:r>
-              <w:t>① 부산은행 계좌가 없어서</w:t>
-            </w:r>
-          </w:p>
-        </w:tc>
-        <w:tc>
-          <w:tcPr>
-            <w:tcW w:w="4820" w:type="dxa"/>
-            <w:tcBorders>
-              <w:top w:val="none" w:sz="0" w:space="0" w:color="FFFFFF"/>
-              <w:left w:val="none" w:sz="0" w:space="0" w:color="FFFFFF"/>
-              <w:bottom w:val="none" w:sz="0" w:space="0" w:color="FFFFFF"/>
-              <w:right w:val="none" w:sz="0" w:space="0" w:color="FFFFFF"/>
-            </w:tcBorders>
-            <w:tcMar>
-              <w:top w:w="25" w:type="dxa"/>
-              <w:left w:w="70" w:type="dxa"/>
-              <w:bottom w:w="25" w:type="dxa"/>
-              <w:right w:w="70" w:type="dxa"/>
-            </w:tcMar>
-          </w:tcPr>
-          <w:p>
-            <w:pPr>
-              <w:keepNext/>
-              <w:keepLines/>
-              <w:spacing w:line="276" w:lineRule="auto"/>
-            </w:pPr>
-            <w:r>
-              <w:t>② 다른 앱으로 충분히 처리할 수 있어서</w:t>
+              <w:t xml:space="preserve">① 부산은행 계좌가 없어서</w:t>
+            </w:r>
+          </w:p>
+        </w:tc>
+        <w:tc>
+          <w:tcPr>
+            <w:tcW w:w="4820" w:type="dxa"/>
+            <w:tcBorders>
+              <w:top w:val="none" w:sz="0" w:space="0" w:color="FFFFFF"/>
+              <w:left w:val="none" w:sz="0" w:space="0" w:color="FFFFFF"/>
+              <w:bottom w:val="none" w:sz="0" w:space="0" w:color="FFFFFF"/>
+              <w:right w:val="none" w:sz="0" w:space="0" w:color="FFFFFF"/>
+            </w:tcBorders>
+            <w:tcMar>
+              <w:top w:w="25" w:type="dxa"/>
+              <w:left w:w="70" w:type="dxa"/>
+              <w:bottom w:w="25" w:type="dxa"/>
+              <w:right w:w="70" w:type="dxa"/>
+            </w:tcMar>
+          </w:tcPr>
+          <w:p>
+            <w:pPr>
+              <w:keepNext/>
+              <w:keepLines/>
+              <w:spacing w:line="276" w:lineRule="auto"/>
+            </w:pPr>
+            <w:r>
+              <w:t xml:space="preserve">② 다른 앱으로 충분히 처리할 수 있어서</w:t>
             </w:r>
           </w:p>
         </w:tc>
@@ -11922,34 +11922,34 @@
               <w:spacing w:line="276" w:lineRule="auto"/>
             </w:pPr>
             <w:r>
-              <w:t>③ 부산은행 계좌도 다른 앱(토스·카카오뱅크 등)에서 관리할 수 있어서</w:t>
-            </w:r>
-          </w:p>
-        </w:tc>
-        <w:tc>
-          <w:tcPr>
-            <w:tcW w:w="4820" w:type="dxa"/>
-            <w:tcBorders>
-              <w:top w:val="none" w:sz="0" w:space="0" w:color="FFFFFF"/>
-              <w:left w:val="none" w:sz="0" w:space="0" w:color="FFFFFF"/>
-              <w:bottom w:val="none" w:sz="0" w:space="0" w:color="FFFFFF"/>
-              <w:right w:val="none" w:sz="0" w:space="0" w:color="FFFFFF"/>
-            </w:tcBorders>
-            <w:tcMar>
-              <w:top w:w="25" w:type="dxa"/>
-              <w:left w:w="70" w:type="dxa"/>
-              <w:bottom w:w="25" w:type="dxa"/>
-              <w:right w:w="70" w:type="dxa"/>
-            </w:tcMar>
-          </w:tcPr>
-          <w:p>
-            <w:pPr>
-              <w:keepNext/>
-              <w:keepLines/>
-              <w:spacing w:line="276" w:lineRule="auto"/>
-            </w:pPr>
-            <w:r>
-              <w:t>④ 앱이 있는지 몰랐거나 기능을 몰라서</w:t>
+              <w:t xml:space="preserve">③ 부산은행 계좌도 다른 앱(토스·카카오뱅크 등)에서 관리할 수 있어서</w:t>
+            </w:r>
+          </w:p>
+        </w:tc>
+        <w:tc>
+          <w:tcPr>
+            <w:tcW w:w="4820" w:type="dxa"/>
+            <w:tcBorders>
+              <w:top w:val="none" w:sz="0" w:space="0" w:color="FFFFFF"/>
+              <w:left w:val="none" w:sz="0" w:space="0" w:color="FFFFFF"/>
+              <w:bottom w:val="none" w:sz="0" w:space="0" w:color="FFFFFF"/>
+              <w:right w:val="none" w:sz="0" w:space="0" w:color="FFFFFF"/>
+            </w:tcBorders>
+            <w:tcMar>
+              <w:top w:w="25" w:type="dxa"/>
+              <w:left w:w="70" w:type="dxa"/>
+              <w:bottom w:w="25" w:type="dxa"/>
+              <w:right w:w="70" w:type="dxa"/>
+            </w:tcMar>
+          </w:tcPr>
+          <w:p>
+            <w:pPr>
+              <w:keepNext/>
+              <w:keepLines/>
+              <w:spacing w:line="276" w:lineRule="auto"/>
+            </w:pPr>
+            <w:r>
+              <w:t xml:space="preserve">④ 앱이 있는지 몰랐거나 기능을 몰라서</w:t>
             </w:r>
           </w:p>
         </w:tc>
@@ -11981,34 +11981,34 @@
               <w:spacing w:line="276" w:lineRule="auto"/>
             </w:pPr>
             <w:r>
-              <w:t>⑤ 과거 이용 시 불편했던 경험이 있어서</w:t>
-            </w:r>
-          </w:p>
-        </w:tc>
-        <w:tc>
-          <w:tcPr>
-            <w:tcW w:w="4820" w:type="dxa"/>
-            <w:tcBorders>
-              <w:top w:val="none" w:sz="0" w:space="0" w:color="FFFFFF"/>
-              <w:left w:val="none" w:sz="0" w:space="0" w:color="FFFFFF"/>
-              <w:bottom w:val="none" w:sz="0" w:space="0" w:color="FFFFFF"/>
-              <w:right w:val="none" w:sz="0" w:space="0" w:color="FFFFFF"/>
-            </w:tcBorders>
-            <w:tcMar>
-              <w:top w:w="25" w:type="dxa"/>
-              <w:left w:w="70" w:type="dxa"/>
-              <w:bottom w:w="25" w:type="dxa"/>
-              <w:right w:w="70" w:type="dxa"/>
-            </w:tcMar>
-          </w:tcPr>
-          <w:p>
-            <w:pPr>
-              <w:keepNext/>
-              <w:keepLines/>
-              <w:spacing w:line="276" w:lineRule="auto"/>
-            </w:pPr>
-            <w:r>
-              <w:t>⑥ 혜택이 적다고 느껴서</w:t>
+              <w:t xml:space="preserve">⑤ 과거 이용 시 불편했던 경험이 있어서</w:t>
+            </w:r>
+          </w:p>
+        </w:tc>
+        <w:tc>
+          <w:tcPr>
+            <w:tcW w:w="4820" w:type="dxa"/>
+            <w:tcBorders>
+              <w:top w:val="none" w:sz="0" w:space="0" w:color="FFFFFF"/>
+              <w:left w:val="none" w:sz="0" w:space="0" w:color="FFFFFF"/>
+              <w:bottom w:val="none" w:sz="0" w:space="0" w:color="FFFFFF"/>
+              <w:right w:val="none" w:sz="0" w:space="0" w:color="FFFFFF"/>
+            </w:tcBorders>
+            <w:tcMar>
+              <w:top w:w="25" w:type="dxa"/>
+              <w:left w:w="70" w:type="dxa"/>
+              <w:bottom w:w="25" w:type="dxa"/>
+              <w:right w:w="70" w:type="dxa"/>
+            </w:tcMar>
+          </w:tcPr>
+          <w:p>
+            <w:pPr>
+              <w:keepNext/>
+              <w:keepLines/>
+              <w:spacing w:line="276" w:lineRule="auto"/>
+            </w:pPr>
+            <w:r>
+              <w:t xml:space="preserve">⑥ 혜택이 적다고 느껴서</w:t>
             </w:r>
           </w:p>
         </w:tc>
@@ -12040,34 +12040,34 @@
               <w:spacing w:line="276" w:lineRule="auto"/>
             </w:pPr>
             <w:r>
-              <w:t>⑦ 로그인·인증이 번거로울 것 같아서</w:t>
-            </w:r>
-          </w:p>
-        </w:tc>
-        <w:tc>
-          <w:tcPr>
-            <w:tcW w:w="4820" w:type="dxa"/>
-            <w:tcBorders>
-              <w:top w:val="none" w:sz="0" w:space="0" w:color="FFFFFF"/>
-              <w:left w:val="none" w:sz="0" w:space="0" w:color="FFFFFF"/>
-              <w:bottom w:val="none" w:sz="0" w:space="0" w:color="FFFFFF"/>
-              <w:right w:val="none" w:sz="0" w:space="0" w:color="FFFFFF"/>
-            </w:tcBorders>
-            <w:tcMar>
-              <w:top w:w="25" w:type="dxa"/>
-              <w:left w:w="70" w:type="dxa"/>
-              <w:bottom w:w="25" w:type="dxa"/>
-              <w:right w:w="70" w:type="dxa"/>
-            </w:tcMar>
-          </w:tcPr>
-          <w:p>
-            <w:pPr>
-              <w:keepNext/>
-              <w:keepLines/>
-              <w:spacing w:line="276" w:lineRule="auto"/>
-            </w:pPr>
-            <w:r>
-              <w:t>⑧ 화면·디자인이 구식이라고 느껴서</w:t>
+              <w:t xml:space="preserve">⑦ 로그인·인증이 번거로울 것 같아서</w:t>
+            </w:r>
+          </w:p>
+        </w:tc>
+        <w:tc>
+          <w:tcPr>
+            <w:tcW w:w="4820" w:type="dxa"/>
+            <w:tcBorders>
+              <w:top w:val="none" w:sz="0" w:space="0" w:color="FFFFFF"/>
+              <w:left w:val="none" w:sz="0" w:space="0" w:color="FFFFFF"/>
+              <w:bottom w:val="none" w:sz="0" w:space="0" w:color="FFFFFF"/>
+              <w:right w:val="none" w:sz="0" w:space="0" w:color="FFFFFF"/>
+            </w:tcBorders>
+            <w:tcMar>
+              <w:top w:w="25" w:type="dxa"/>
+              <w:left w:w="70" w:type="dxa"/>
+              <w:bottom w:w="25" w:type="dxa"/>
+              <w:right w:w="70" w:type="dxa"/>
+            </w:tcMar>
+          </w:tcPr>
+          <w:p>
+            <w:pPr>
+              <w:keepNext/>
+              <w:keepLines/>
+              <w:spacing w:line="276" w:lineRule="auto"/>
+            </w:pPr>
+            <w:r>
+              <w:t xml:space="preserve">⑧ 화면·디자인이 구식이라고 느껴서</w:t>
             </w:r>
           </w:p>
         </w:tc>
@@ -12099,34 +12099,34 @@
               <w:spacing w:line="276" w:lineRule="auto"/>
             </w:pPr>
             <w:r>
-              <w:t>⑨ 지역은행 앱이라 다른 지역에서 쓰기 불편할 것 같아서</w:t>
-            </w:r>
-          </w:p>
-        </w:tc>
-        <w:tc>
-          <w:tcPr>
-            <w:tcW w:w="4820" w:type="dxa"/>
-            <w:tcBorders>
-              <w:top w:val="none" w:sz="0" w:space="0" w:color="FFFFFF"/>
-              <w:left w:val="none" w:sz="0" w:space="0" w:color="FFFFFF"/>
-              <w:bottom w:val="none" w:sz="0" w:space="0" w:color="FFFFFF"/>
-              <w:right w:val="none" w:sz="0" w:space="0" w:color="FFFFFF"/>
-            </w:tcBorders>
-            <w:tcMar>
-              <w:top w:w="25" w:type="dxa"/>
-              <w:left w:w="70" w:type="dxa"/>
-              <w:bottom w:w="25" w:type="dxa"/>
-              <w:right w:w="70" w:type="dxa"/>
-            </w:tcMar>
-          </w:tcPr>
-          <w:p>
-            <w:pPr>
-              <w:keepNext/>
-              <w:keepLines/>
-              <w:spacing w:line="276" w:lineRule="auto"/>
-            </w:pPr>
-            <w:r>
-              <w:t>⑩ 앱 개수를 더 늘리고 싶지 않아서</w:t>
+              <w:t xml:space="preserve">⑨ 지역은행 앱이라 다른 지역에서 쓰기 불편할 것 같아서</w:t>
+            </w:r>
+          </w:p>
+        </w:tc>
+        <w:tc>
+          <w:tcPr>
+            <w:tcW w:w="4820" w:type="dxa"/>
+            <w:tcBorders>
+              <w:top w:val="none" w:sz="0" w:space="0" w:color="FFFFFF"/>
+              <w:left w:val="none" w:sz="0" w:space="0" w:color="FFFFFF"/>
+              <w:bottom w:val="none" w:sz="0" w:space="0" w:color="FFFFFF"/>
+              <w:right w:val="none" w:sz="0" w:space="0" w:color="FFFFFF"/>
+            </w:tcBorders>
+            <w:tcMar>
+              <w:top w:w="25" w:type="dxa"/>
+              <w:left w:w="70" w:type="dxa"/>
+              <w:bottom w:w="25" w:type="dxa"/>
+              <w:right w:w="70" w:type="dxa"/>
+            </w:tcMar>
+          </w:tcPr>
+          <w:p>
+            <w:pPr>
+              <w:keepNext/>
+              <w:keepLines/>
+              <w:spacing w:line="276" w:lineRule="auto"/>
+            </w:pPr>
+            <w:r>
+              <w:t xml:space="preserve">⑩ 앱 개수를 더 늘리고 싶지 않아서</w:t>
             </w:r>
           </w:p>
         </w:tc>
@@ -12158,32 +12158,35 @@
               <w:spacing w:line="276" w:lineRule="auto"/>
             </w:pPr>
             <w:r>
-              <w:t>⑪ 기타(        )</w:t>
-            </w:r>
-          </w:p>
-        </w:tc>
-        <w:tc>
-          <w:tcPr>
-            <w:tcW w:w="4820" w:type="dxa"/>
-            <w:tcBorders>
-              <w:top w:val="none" w:sz="0" w:space="0" w:color="FFFFFF"/>
-              <w:left w:val="none" w:sz="0" w:space="0" w:color="FFFFFF"/>
-              <w:bottom w:val="none" w:sz="0" w:space="0" w:color="FFFFFF"/>
-              <w:right w:val="none" w:sz="0" w:space="0" w:color="FFFFFF"/>
-            </w:tcBorders>
-            <w:tcMar>
-              <w:top w:w="25" w:type="dxa"/>
-              <w:left w:w="70" w:type="dxa"/>
-              <w:bottom w:w="25" w:type="dxa"/>
-              <w:right w:w="70" w:type="dxa"/>
-            </w:tcMar>
-          </w:tcPr>
-          <w:p>
-            <w:pPr>
-              <w:keepNext/>
-              <w:keepLines/>
-              <w:spacing w:line="276" w:lineRule="auto"/>
-            </w:pPr>
+              <w:t xml:space="preserve">⑪ 기타(        )</w:t>
+            </w:r>
+          </w:p>
+        </w:tc>
+        <w:tc>
+          <w:tcPr>
+            <w:tcW w:w="4820" w:type="dxa"/>
+            <w:tcBorders>
+              <w:top w:val="none" w:sz="0" w:space="0" w:color="FFFFFF"/>
+              <w:left w:val="none" w:sz="0" w:space="0" w:color="FFFFFF"/>
+              <w:bottom w:val="none" w:sz="0" w:space="0" w:color="FFFFFF"/>
+              <w:right w:val="none" w:sz="0" w:space="0" w:color="FFFFFF"/>
+            </w:tcBorders>
+            <w:tcMar>
+              <w:top w:w="25" w:type="dxa"/>
+              <w:left w:w="70" w:type="dxa"/>
+              <w:bottom w:w="25" w:type="dxa"/>
+              <w:right w:w="70" w:type="dxa"/>
+            </w:tcMar>
+          </w:tcPr>
+          <w:p>
+            <w:pPr>
+              <w:keepNext/>
+              <w:keepLines/>
+              <w:spacing w:line="276" w:lineRule="auto"/>
+            </w:pPr>
+            <w:r>
+              <w:t xml:space="preserve">⑫ 특별한 이유 없음</w:t>
+            </w:r>
           </w:p>
         </w:tc>
       </w:tr>
@@ -12237,7 +12240,7 @@
         <w:t xml:space="preserve">(문8에서 ②~⑤를 선택한 분만) </w:t>
       </w:r>
       <w:r>
-        <w:t xml:space="preserve">문10에서 고른 이유가 다음과 같이 바뀐다면 부산은행 모바일뱅킹을 이용해 볼 것 같은 방안을 효과가 큰 순서대로 2가지 골라 번호를 적어 주세요. 문10에서 고른 번호와 같은 번호의 방안부터 보시고, 다른 방안이 더 효과적이면 그 방안을 골라도 됩니다(어떤 방안이 시행되어도 이용하지 않을 것 같으면 1순위에 ⑫번을 선택하시면 됩니다).</w:t>
+        <w:t xml:space="preserve">다음 방안 중 시행된다면 부산은행 모바일뱅킹을 이용해 볼 것 같은 방안을 효과가 큰 순서대로 2가지 골라 번호를 적어 주세요. 보기 번호는 문10의 이유 번호와 같으니 문10에서 고른 번호의 방안부터 보시고, 다른 방안이 더 효과적이면 그 방안을 골라도 됩니다(어떤 방안이 시행되어도 이용하지 않을 것 같으면 1순위에 ⑫번을 선택하시면 됩니다).</w:t>
       </w:r>
     </w:p>
     <w:tbl>
@@ -12374,7 +12377,7 @@
               <w:spacing w:line="276" w:lineRule="auto"/>
             </w:pPr>
             <w:r>
-              <w:t xml:space="preserve">④ 주요 기능과 혜택을 1분 안에 보여 주는 안내 영상·캠퍼스 홍보</w:t>
+              <w:t xml:space="preserve">④ 주요 기능과 혜택을 1분 안에 보여 주는 안내 영상</w:t>
             </w:r>
           </w:p>
         </w:tc>
@@ -12433,7 +12436,7 @@
               <w:spacing w:line="276" w:lineRule="auto"/>
             </w:pPr>
             <w:r>
-              <w:t xml:space="preserve">⑥ 신규 가입 혜택과 매월 받는 상시 혜택 확대</w:t>
+              <w:t xml:space="preserve">⑥ 매월 받는 상시 혜택 확대</w:t>
             </w:r>
           </w:p>
         </w:tc>
@@ -12667,7 +12670,7 @@
           <w:sz w:val="19"/>
           <w:szCs w:val="19"/>
         </w:rPr>
-        <w:t xml:space="preserve"> ※ ①~⑦은 문11-1로, ⑧은 문12로 이동해 주세요.</w:t>
+        <w:t xml:space="preserve"> ※ ①~⑦을 선택한 분은 문11-1로, ⑧을 선택한 분은 문12로 이동해 주세요.</w:t>
       </w:r>
     </w:p>
     <w:tbl>
@@ -13033,7 +13036,7 @@
               <w:spacing w:line="276" w:lineRule="auto"/>
             </w:pPr>
             <w:r>
-              <w:t xml:space="preserve">② 자동이체를 앱에서 한 번에 옮길 수 있게 도와줌(계좌이동서비스 연결)</w:t>
+              <w:t xml:space="preserve">② 급여·용돈 입금 계좌 변경 안내와 자동이체 일괄 이동(계좌이동서비스 연결)</w:t>
             </w:r>
           </w:p>
         </w:tc>
@@ -16578,7 +16581,7 @@
         <w:t xml:space="preserve">문18. </w:t>
       </w:r>
       <w:r>
-        <w:t xml:space="preserve">부산은행 모바일뱅킹에 처음 가입한 뒤 첫 이체·결제를 하면 현금을 지급하는 프로모션이 있다면, 가입해 볼 마음이 생기는 최소 금액은 얼마입니까? 하나만 선택해 주세요(이미 부산은행 모바일뱅킹을 이용 중이면 ⑦번을, 금액과 관계없이 현금 지급만으로는 가입하지 않을 것 같으면 ⑥번을 선택하시면 됩니다).</w:t>
+        <w:t xml:space="preserve">부산은행 모바일뱅킹에 처음 가입한 뒤 첫 이체·결제를 하면 현금을 지급하는 프로모션이 있다면, 가입해 볼 마음이 생기는 최소 금액은 얼마입니까? 하나만 선택해 주세요(문8에서 ①·②를 선택한 분은 ⑦번을, 금액과 관계없이 현금 지급만으로는 가입하지 않을 것 같으면 ⑥번을 선택하시면 됩니다).</w:t>
       </w:r>
     </w:p>
     <w:tbl>
@@ -16806,7 +16809,7 @@
               <w:spacing w:line="276" w:lineRule="auto"/>
             </w:pPr>
             <w:r>
-              <w:t xml:space="preserve">⑦ 이미 이용 중이라 해당 없음</w:t>
+              <w:t xml:space="preserve">⑦ 이미 가입해 이용한 적이 있어 해당 없음</w:t>
             </w:r>
           </w:p>
         </w:tc>
@@ -17234,34 +17237,34 @@
               <w:spacing w:line="276" w:lineRule="auto"/>
             </w:pPr>
             <w:r>
-              <w:t xml:space="preserve">⑧ 앱에서 동백전 충전 시 기본 캐시백에 2%p 추가 적립(월 5천원 한도)</w:t>
-            </w:r>
-          </w:p>
-        </w:tc>
-        <w:tc>
-          <w:tcPr>
-            <w:tcW w:w="4820" w:type="dxa"/>
-            <w:tcBorders>
-              <w:top w:val="none" w:sz="0" w:space="0" w:color="FFFFFF"/>
-              <w:left w:val="none" w:sz="0" w:space="0" w:color="FFFFFF"/>
-              <w:bottom w:val="none" w:sz="0" w:space="0" w:color="FFFFFF"/>
-              <w:right w:val="none" w:sz="0" w:space="0" w:color="FFFFFF"/>
-            </w:tcBorders>
-            <w:tcMar>
-              <w:top w:w="25" w:type="dxa"/>
-              <w:left w:w="70" w:type="dxa"/>
-              <w:bottom w:w="25" w:type="dxa"/>
-              <w:right w:w="70" w:type="dxa"/>
-            </w:tcMar>
-          </w:tcPr>
-          <w:p>
-            <w:pPr>
-              <w:keepNext/>
-              <w:keepLines/>
-              <w:spacing w:line="276" w:lineRule="auto"/>
-            </w:pPr>
-            <w:r>
-              <w:t xml:space="preserve">⑨ 부산 지역 제휴 소상공인 상점(카페·식당·대학가)에서 체크카드·QR 결제 시 10% 할인(월 5천원 한도)</w:t>
+              <w:t xml:space="preserve">⑧ 가입 후 6개월간 앱에서 동백전 충전 시 기본 캐시백에 2%p 추가 적립(월 5천원 한도)</w:t>
+            </w:r>
+          </w:p>
+        </w:tc>
+        <w:tc>
+          <w:tcPr>
+            <w:tcW w:w="4820" w:type="dxa"/>
+            <w:tcBorders>
+              <w:top w:val="none" w:sz="0" w:space="0" w:color="FFFFFF"/>
+              <w:left w:val="none" w:sz="0" w:space="0" w:color="FFFFFF"/>
+              <w:bottom w:val="none" w:sz="0" w:space="0" w:color="FFFFFF"/>
+              <w:right w:val="none" w:sz="0" w:space="0" w:color="FFFFFF"/>
+            </w:tcBorders>
+            <w:tcMar>
+              <w:top w:w="25" w:type="dxa"/>
+              <w:left w:w="70" w:type="dxa"/>
+              <w:bottom w:w="25" w:type="dxa"/>
+              <w:right w:w="70" w:type="dxa"/>
+            </w:tcMar>
+          </w:tcPr>
+          <w:p>
+            <w:pPr>
+              <w:keepNext/>
+              <w:keepLines/>
+              <w:spacing w:line="276" w:lineRule="auto"/>
+            </w:pPr>
+            <w:r>
+              <w:t xml:space="preserve">⑨ 가입 후 6개월간 부산 지역 제휴 소상공인 상점(대학가 카페·식당 등)에서 체크카드·QR 결제 시 10% 할인(월 5천원 한도)</w:t>
             </w:r>
           </w:p>
         </w:tc>
@@ -17293,34 +17296,34 @@
               <w:spacing w:line="276" w:lineRule="auto"/>
             </w:pPr>
             <w:r>
-              <w:t xml:space="preserve">⑩ 롯데자이언츠 승리 횟수에 따라 금리가 오르는 야구 적금</w:t>
-            </w:r>
-          </w:p>
-        </w:tc>
-        <w:tc>
-          <w:tcPr>
-            <w:tcW w:w="4820" w:type="dxa"/>
-            <w:tcBorders>
-              <w:top w:val="none" w:sz="0" w:space="0" w:color="FFFFFF"/>
-              <w:left w:val="none" w:sz="0" w:space="0" w:color="FFFFFF"/>
-              <w:bottom w:val="none" w:sz="0" w:space="0" w:color="FFFFFF"/>
-              <w:right w:val="none" w:sz="0" w:space="0" w:color="FFFFFF"/>
-            </w:tcBorders>
-            <w:tcMar>
-              <w:top w:w="25" w:type="dxa"/>
-              <w:left w:w="70" w:type="dxa"/>
-              <w:bottom w:w="25" w:type="dxa"/>
-              <w:right w:w="70" w:type="dxa"/>
-            </w:tcMar>
-          </w:tcPr>
-          <w:p>
-            <w:pPr>
-              <w:keepNext/>
-              <w:keepLines/>
-              <w:spacing w:line="276" w:lineRule="auto"/>
-            </w:pPr>
-            <w:r>
-              <w:t xml:space="preserve">⑪ 모바일 학생증을 앱에 연동하면 학식·교내 카페 10% 할인(제휴 대학)</w:t>
+              <w:t xml:space="preserve">⑩ 롯데자이언츠 정규시즌 10승마다 연 0.1%p씩 금리가 오르는 야구 적금(최대 0.8%p, 1년·월 30만원 한도)</w:t>
+            </w:r>
+          </w:p>
+        </w:tc>
+        <w:tc>
+          <w:tcPr>
+            <w:tcW w:w="4820" w:type="dxa"/>
+            <w:tcBorders>
+              <w:top w:val="none" w:sz="0" w:space="0" w:color="FFFFFF"/>
+              <w:left w:val="none" w:sz="0" w:space="0" w:color="FFFFFF"/>
+              <w:bottom w:val="none" w:sz="0" w:space="0" w:color="FFFFFF"/>
+              <w:right w:val="none" w:sz="0" w:space="0" w:color="FFFFFF"/>
+            </w:tcBorders>
+            <w:tcMar>
+              <w:top w:w="25" w:type="dxa"/>
+              <w:left w:w="70" w:type="dxa"/>
+              <w:bottom w:w="25" w:type="dxa"/>
+              <w:right w:w="70" w:type="dxa"/>
+            </w:tcMar>
+          </w:tcPr>
+          <w:p>
+            <w:pPr>
+              <w:keepNext/>
+              <w:keepLines/>
+              <w:spacing w:line="276" w:lineRule="auto"/>
+            </w:pPr>
+            <w:r>
+              <w:t xml:space="preserve">⑪ 모바일 학생증을 앱에 연동하면 학식·교내 카페 10% 할인(제휴 대학, 월 5천원 한도)</w:t>
             </w:r>
           </w:p>
         </w:tc>
@@ -17352,7 +17355,7 @@
               <w:spacing w:line="276" w:lineRule="auto"/>
             </w:pPr>
             <w:r>
-              <w:t xml:space="preserve">⑫ 동백패스 교통비 환급이 있는 달마다 2천원 추가 적립</w:t>
+              <w:t xml:space="preserve">⑫ 가입 후 6개월간 동백패스 교통비 환급이 있는 달마다 2천원 추가 적립</w:t>
             </w:r>
           </w:p>
         </w:tc>
@@ -17651,7 +17654,7 @@
               <w:spacing w:line="276" w:lineRule="auto"/>
             </w:pPr>
             <w:r>
-              <w:t xml:space="preserve">④ 부산은행 체크카드 발급과 월 10만원 이상 결제</w:t>
+              <w:t xml:space="preserve">④ 부산은행 체크카드 발급</w:t>
             </w:r>
           </w:p>
         </w:tc>
@@ -17872,7 +17875,17 @@
         <w:t xml:space="preserve">문20. </w:t>
       </w:r>
       <w:r>
-        <w:t xml:space="preserve">다음은 문19의 프로모션을 고객 유형별로 묶은 시행안입니다. 가장 가입하거나 이용해 보고 싶은 묶음 하나만 선택해 주세요(셋 다 관심이 없으면 ⑤번을 선택하시면 됩니다).</w:t>
+        <w:t xml:space="preserve">다음은 문19의 프로모션을 고객 유형별로 묶은 시행안입니다. 가입·이용해 보고 싶은 마음이 가장 큰 묶음 하나만 선택해 주세요(셋 다 관심이 없으면 ⑤번을 선택하시면 됩니다).</w:t>
+      </w:r>
+      <w:r>
+        <w:rPr>
+          <w:b/>
+          <w:bCs/>
+          <w:color w:val="1F3864"/>
+          <w:sz w:val="19"/>
+          <w:szCs w:val="19"/>
+        </w:rPr>
+        <w:t xml:space="preserve"> ※ ⑤를 선택한 분은 문20-2로 이동해 주세요.</w:t>
       </w:r>
     </w:p>
     <w:tbl>
@@ -18142,7 +18155,7 @@
                 <w:sz w:val="18"/>
                 <w:szCs w:val="18"/>
               </w:rPr>
-              <w:t xml:space="preserve">앱 첫 가입 후 첫 이체 시 현금 1만원 + 30일 미션 최대 2만원 + 학식·교내 카페 10% 할인 + 친구 초대 1명당 5천원(최대 5명)</w:t>
+              <w:t xml:space="preserve">앱 첫 가입 후 첫 이체·결제 시 현금 1만원 + 30일 미션 최대 2만원 + 학식·교내 카페 10% 할인(월 5천원 한도) + 친구 초대 1명당 5천원(최대 5명)</w:t>
             </w:r>
           </w:p>
         </w:tc>
@@ -18277,7 +18290,7 @@
                 <w:sz w:val="18"/>
                 <w:szCs w:val="18"/>
               </w:rPr>
-              <w:t xml:space="preserve">12개월간 매월 5천원 캐시백 + ATM 출금 수수료 월 10회 면제 + 청년 특판 적금 연 7.0%(6개월·월 30만원)</w:t>
+              <w:t xml:space="preserve">12개월간 매월 5천원 캐시백 + 12개월간 ATM 출금 수수료 월 10회 면제 + 청년 특판 적금 연 7.0%(6개월·월 30만원)</w:t>
             </w:r>
           </w:p>
         </w:tc>
@@ -18309,7 +18322,7 @@
                 <w:sz w:val="18"/>
                 <w:szCs w:val="18"/>
               </w:rPr>
-              <w:t xml:space="preserve">급여·용돈 입금 계좌를 부산은행으로 변경(월 30만원 이상)</w:t>
+              <w:t xml:space="preserve">급여·용돈·장학금 입금 계좌를 부산은행으로 변경(월 30만원 이상)</w:t>
             </w:r>
           </w:p>
         </w:tc>
@@ -18412,7 +18425,7 @@
                 <w:sz w:val="18"/>
                 <w:szCs w:val="18"/>
               </w:rPr>
-              <w:t xml:space="preserve">6개월간 동백전 충전 2%p 추가 적립 + 지역 제휴 상점 10% 할인(각 월 5천원 한도) + 동백패스 환급 달 2천원 적립 + 롯데자이언츠 야구 적금</w:t>
+              <w:t xml:space="preserve">6개월간 동백전 충전 2%p 추가 적립(월 5천원 한도), 지역 제휴 상점 10% 할인(월 5천원 한도), 동백패스 환급 달 2천원 적립 + 롯데자이언츠 승리 연동 야구 적금</w:t>
             </w:r>
           </w:p>
         </w:tc>
@@ -18661,7 +18674,15 @@
         <w:t xml:space="preserve">문20-1. </w:t>
       </w:r>
       <w:r>
-        <w:t xml:space="preserve">문20에서 고른 묶음 프로모션이 실제로 시행된다면 부산은행 모바일뱅킹에 가입하거나(이미 이용 중이면 지금보다 더 자주) 이용하시겠습니까? 하나만 선택해 주세요(문20에서 ④를 선택했으면 세 가지 중 하나가 시행된다고 생각하고 답해 주세요. 문20에서 ⑤를 선택했으면 ⑤번을 선택하시면 됩니다).</w:t>
+        <w:rPr>
+          <w:b/>
+          <w:bCs/>
+          <w:color w:val="1F3864"/>
+        </w:rPr>
+        <w:t xml:space="preserve">(문20에서 ①~④를 선택한 분만) </w:t>
+      </w:r>
+      <w:r>
+        <w:t xml:space="preserve">문20에서 고른 묶음 프로모션이 실제로 시행된다면 부산은행 모바일뱅킹에 가입하거나(이미 이용 중이면 지금보다 더 자주) 이용하시겠습니까? 하나만 선택해 주세요(문20에서 ④를 선택했으면 세 가지 중 하나가 시행된다고 생각하고 답해 주세요).</w:t>
       </w:r>
     </w:p>
     <w:tbl>
@@ -18767,7 +18788,7 @@
               <w:spacing w:line="276" w:lineRule="auto"/>
             </w:pPr>
             <w:r>
-              <w:t xml:space="preserve">③ 반반이다</w:t>
+              <w:t xml:space="preserve">③ 반반임</w:t>
             </w:r>
           </w:p>
         </w:tc>
@@ -18953,7 +18974,7 @@
               <w:spacing w:line="276" w:lineRule="auto"/>
             </w:pPr>
             <w:r>
-              <w:t xml:space="preserve">② 수수료 면제·우대금리 같은 상시 혜택이 유지됨</w:t>
+              <w:t xml:space="preserve">② 프로모션이 끝나도 남는 기본 혜택(수수료 면제·우대금리)</w:t>
             </w:r>
           </w:p>
         </w:tc>
@@ -19552,7 +19573,7 @@
               <w:spacing w:line="276" w:lineRule="auto"/>
             </w:pPr>
             <w:r>
-              <w:t>④ 30대</w:t>
+              <w:t>④ 만 30~39세</w:t>
             </w:r>
           </w:p>
         </w:tc>
@@ -19579,7 +19600,7 @@
               <w:spacing w:line="276" w:lineRule="auto"/>
             </w:pPr>
             <w:r>
-              <w:t>⑤ 40대</w:t>
+              <w:t>⑤ 만 40~49세</w:t>
             </w:r>
           </w:p>
         </w:tc>
@@ -19606,7 +19627,7 @@
               <w:spacing w:line="276" w:lineRule="auto"/>
             </w:pPr>
             <w:r>
-              <w:t>⑥ 50대 이상</w:t>
+              <w:t>⑥ 만 50세 이상</w:t>
             </w:r>
           </w:p>
         </w:tc>
@@ -19930,7 +19951,7 @@
               <w:spacing w:line="276" w:lineRule="auto"/>
             </w:pPr>
             <w:r>
-              <w:t>② 3개월보다 전에 이용했고 최근 3개월은 이용하지 않음</w:t>
+              <w:t>② 3개월 이전에 이용했고 최근 3개월은 이용하지 않음</w:t>
             </w:r>
           </w:p>
         </w:tc>
@@ -21017,7 +21038,7 @@
                 <w:sz w:val="18"/>
                 <w:szCs w:val="18"/>
               </w:rPr>
-              <w:t xml:space="preserve">문2, 4-1, 5, 5-1, 5-2, 6, 7, 8, 9, 9-1, 10-1, 11, 11-1, 12, 13, 14-1, 14-2, 15, 16, 17, 18, 19, 19-1, 20, 20-1, 20-2, 20-3, 22, 23, 24, 26(31개 문항)</w:t>
+              <w:t xml:space="preserve">문2, 4-1, 5, 5-1, 5-2, 6, 7, 8, 9, 9-1, 10, 10-1, 11, 11-1, 12, 13, 14-1, 14-2, 15, 16, 17, 18, 19, 19-1, 20, 20-2, 20-3, 22, 23, 24, 26(31개 문항)</w:t>
             </w:r>
           </w:p>
         </w:tc>
